--- a/Knowledge/3-Work knowledge/1-Software Engineering/2-General Technologies/9-Databases/5-My Source/1-Intro to Databases/2-Database Management System/6-NoSQL DBMS.docx
+++ b/Knowledge/3-Work knowledge/1-Software Engineering/2-General Technologies/9-Databases/5-My Source/1-Intro to Databases/2-Database Management System/6-NoSQL DBMS.docx
@@ -31,6 +31,7 @@
       </w:pPr>
       <w:r>
         <w:rPr>
+          <w:rFonts w:ascii="Arial" w:hAnsi="Arial" w:eastAsia="Arial"/>
           <w:b/>
           <w:color w:val="000000"/>
           <w:sz w:val="18"/>
@@ -40,6 +41,7 @@
       </w:r>
       <w:r>
         <w:rPr>
+          <w:rFonts w:ascii="Arial" w:hAnsi="Arial" w:eastAsia="Arial"/>
           <w:color w:val="000000"/>
           <w:sz w:val="18"/>
           <w:highlight w:val="lightGray"/>
@@ -48,6 +50,7 @@
       </w:r>
       <w:r>
         <w:rPr>
+          <w:rFonts w:ascii="Arial" w:hAnsi="Arial" w:eastAsia="Arial"/>
           <w:b/>
           <w:color w:val="000000"/>
           <w:sz w:val="18"/>
@@ -57,6 +60,7 @@
       </w:r>
       <w:r>
         <w:rPr>
+          <w:rFonts w:ascii="Arial" w:hAnsi="Arial" w:eastAsia="Arial"/>
           <w:color w:val="000000"/>
           <w:sz w:val="18"/>
           <w:highlight w:val="lightGray"/>
@@ -65,6 +69,7 @@
       </w:r>
       <w:r>
         <w:rPr>
+          <w:rFonts w:ascii="Arial" w:hAnsi="Arial" w:eastAsia="Arial"/>
           <w:b/>
           <w:color w:val="000000"/>
           <w:sz w:val="18"/>
@@ -74,6 +79,7 @@
       </w:r>
       <w:r>
         <w:rPr>
+          <w:rFonts w:ascii="Arial" w:hAnsi="Arial" w:eastAsia="Arial"/>
           <w:color w:val="000000"/>
           <w:sz w:val="18"/>
           <w:highlight w:val="lightGray"/>
@@ -189,6 +195,7 @@
       </w:pPr>
       <w:r>
         <w:rPr>
+          <w:rFonts w:ascii="Arial" w:hAnsi="Arial" w:eastAsia="Arial"/>
           <w:b/>
           <w:color w:val="000000"/>
           <w:sz w:val="18"/>
@@ -198,6 +205,7 @@
       </w:r>
       <w:r>
         <w:rPr>
+          <w:rFonts w:ascii="Arial" w:hAnsi="Arial" w:eastAsia="Arial"/>
           <w:color w:val="000000"/>
           <w:sz w:val="18"/>
           <w:highlight w:val="lightGray"/>
@@ -206,6 +214,7 @@
       </w:r>
       <w:r>
         <w:rPr>
+          <w:rFonts w:ascii="Arial" w:hAnsi="Arial" w:eastAsia="Arial"/>
           <w:b/>
           <w:color w:val="000000"/>
           <w:sz w:val="18"/>
@@ -215,6 +224,7 @@
       </w:r>
       <w:r>
         <w:rPr>
+          <w:rFonts w:ascii="Arial" w:hAnsi="Arial" w:eastAsia="Arial"/>
           <w:color w:val="000000"/>
           <w:sz w:val="18"/>
           <w:highlight w:val="lightGray"/>
@@ -223,6 +233,7 @@
       </w:r>
       <w:r>
         <w:rPr>
+          <w:rFonts w:ascii="Arial" w:hAnsi="Arial" w:eastAsia="Arial"/>
           <w:b/>
           <w:color w:val="000000"/>
           <w:sz w:val="18"/>
@@ -232,6 +243,7 @@
       </w:r>
       <w:r>
         <w:rPr>
+          <w:rFonts w:ascii="Arial" w:hAnsi="Arial" w:eastAsia="Arial"/>
           <w:color w:val="000000"/>
           <w:sz w:val="18"/>
           <w:highlight w:val="lightGray"/>
@@ -415,6 +427,7 @@
       </w:pPr>
       <w:r>
         <w:rPr>
+          <w:rFonts w:ascii="Arial" w:hAnsi="Arial" w:eastAsia="Arial"/>
           <w:b/>
           <w:color w:val="000000"/>
           <w:sz w:val="18"/>
@@ -424,6 +437,7 @@
       </w:r>
       <w:r>
         <w:rPr>
+          <w:rFonts w:ascii="Arial" w:hAnsi="Arial" w:eastAsia="Arial"/>
           <w:color w:val="000000"/>
           <w:sz w:val="18"/>
           <w:highlight w:val="lightGray"/>
@@ -432,6 +446,7 @@
       </w:r>
       <w:r>
         <w:rPr>
+          <w:rFonts w:ascii="Arial" w:hAnsi="Arial" w:eastAsia="Arial"/>
           <w:b/>
           <w:color w:val="000000"/>
           <w:sz w:val="18"/>
@@ -441,6 +456,7 @@
       </w:r>
       <w:r>
         <w:rPr>
+          <w:rFonts w:ascii="Arial" w:hAnsi="Arial" w:eastAsia="Arial"/>
           <w:color w:val="000000"/>
           <w:sz w:val="18"/>
           <w:highlight w:val="lightGray"/>
@@ -449,6 +465,7 @@
       </w:r>
       <w:r>
         <w:rPr>
+          <w:rFonts w:ascii="Arial" w:hAnsi="Arial" w:eastAsia="Arial"/>
           <w:b/>
           <w:color w:val="000000"/>
           <w:sz w:val="18"/>
@@ -458,6 +475,7 @@
       </w:r>
       <w:r>
         <w:rPr>
+          <w:rFonts w:ascii="Arial" w:hAnsi="Arial" w:eastAsia="Arial"/>
           <w:color w:val="000000"/>
           <w:sz w:val="18"/>
           <w:highlight w:val="lightGray"/>
@@ -1145,6 +1163,7 @@
       </w:pPr>
       <w:r>
         <w:rPr>
+          <w:rFonts w:ascii="Arial" w:hAnsi="Arial" w:eastAsia="Arial"/>
           <w:b/>
           <w:color w:val="000000"/>
           <w:sz w:val="18"/>
@@ -1154,6 +1173,7 @@
       </w:r>
       <w:r>
         <w:rPr>
+          <w:rFonts w:ascii="Arial" w:hAnsi="Arial" w:eastAsia="Arial"/>
           <w:color w:val="000000"/>
           <w:sz w:val="18"/>
           <w:highlight w:val="lightGray"/>
@@ -1162,6 +1182,7 @@
       </w:r>
       <w:r>
         <w:rPr>
+          <w:rFonts w:ascii="Arial" w:hAnsi="Arial" w:eastAsia="Arial"/>
           <w:b/>
           <w:color w:val="000000"/>
           <w:sz w:val="18"/>
@@ -1171,6 +1192,7 @@
       </w:r>
       <w:r>
         <w:rPr>
+          <w:rFonts w:ascii="Arial" w:hAnsi="Arial" w:eastAsia="Arial"/>
           <w:color w:val="000000"/>
           <w:sz w:val="18"/>
           <w:highlight w:val="lightGray"/>
@@ -1179,6 +1201,7 @@
       </w:r>
       <w:r>
         <w:rPr>
+          <w:rFonts w:ascii="Arial" w:hAnsi="Arial" w:eastAsia="Arial"/>
           <w:b/>
           <w:color w:val="000000"/>
           <w:sz w:val="18"/>
@@ -1188,6 +1211,7 @@
       </w:r>
       <w:r>
         <w:rPr>
+          <w:rFonts w:ascii="Arial" w:hAnsi="Arial" w:eastAsia="Arial"/>
           <w:color w:val="000000"/>
           <w:sz w:val="18"/>
           <w:highlight w:val="lightGray"/>
@@ -1792,6 +1816,7 @@
       </w:pPr>
       <w:r>
         <w:rPr>
+          <w:rFonts w:ascii="Arial" w:hAnsi="Arial" w:eastAsia="Arial"/>
           <w:b/>
           <w:color w:val="000000"/>
           <w:sz w:val="18"/>
@@ -1801,6 +1826,7 @@
       </w:r>
       <w:r>
         <w:rPr>
+          <w:rFonts w:ascii="Arial" w:hAnsi="Arial" w:eastAsia="Arial"/>
           <w:color w:val="000000"/>
           <w:sz w:val="18"/>
           <w:highlight w:val="lightGray"/>
@@ -1809,6 +1835,7 @@
       </w:r>
       <w:r>
         <w:rPr>
+          <w:rFonts w:ascii="Arial" w:hAnsi="Arial" w:eastAsia="Arial"/>
           <w:b/>
           <w:color w:val="000000"/>
           <w:sz w:val="18"/>
@@ -1818,6 +1845,7 @@
       </w:r>
       <w:r>
         <w:rPr>
+          <w:rFonts w:ascii="Arial" w:hAnsi="Arial" w:eastAsia="Arial"/>
           <w:color w:val="000000"/>
           <w:sz w:val="18"/>
           <w:highlight w:val="lightGray"/>
@@ -1826,6 +1854,7 @@
       </w:r>
       <w:r>
         <w:rPr>
+          <w:rFonts w:ascii="Arial" w:hAnsi="Arial" w:eastAsia="Arial"/>
           <w:b/>
           <w:color w:val="000000"/>
           <w:sz w:val="18"/>
@@ -1835,6 +1864,7 @@
       </w:r>
       <w:r>
         <w:rPr>
+          <w:rFonts w:ascii="Arial" w:hAnsi="Arial" w:eastAsia="Arial"/>
           <w:color w:val="000000"/>
           <w:sz w:val="18"/>
           <w:highlight w:val="lightGray"/>
@@ -2023,6 +2053,7 @@
       </w:pPr>
       <w:r>
         <w:rPr>
+          <w:rFonts w:ascii="Arial" w:hAnsi="Arial" w:eastAsia="Arial"/>
           <w:b/>
           <w:color w:val="000000"/>
           <w:sz w:val="18"/>
@@ -2032,6 +2063,7 @@
       </w:r>
       <w:r>
         <w:rPr>
+          <w:rFonts w:ascii="Arial" w:hAnsi="Arial" w:eastAsia="Arial"/>
           <w:color w:val="000000"/>
           <w:sz w:val="18"/>
           <w:highlight w:val="lightGray"/>
@@ -2040,6 +2072,7 @@
       </w:r>
       <w:r>
         <w:rPr>
+          <w:rFonts w:ascii="Arial" w:hAnsi="Arial" w:eastAsia="Arial"/>
           <w:b/>
           <w:color w:val="000000"/>
           <w:sz w:val="18"/>
@@ -2049,6 +2082,7 @@
       </w:r>
       <w:r>
         <w:rPr>
+          <w:rFonts w:ascii="Arial" w:hAnsi="Arial" w:eastAsia="Arial"/>
           <w:color w:val="000000"/>
           <w:sz w:val="18"/>
           <w:highlight w:val="lightGray"/>
@@ -2057,6 +2091,7 @@
       </w:r>
       <w:r>
         <w:rPr>
+          <w:rFonts w:ascii="Arial" w:hAnsi="Arial" w:eastAsia="Arial"/>
           <w:b/>
           <w:color w:val="000000"/>
           <w:sz w:val="18"/>
@@ -2066,6 +2101,7 @@
       </w:r>
       <w:r>
         <w:rPr>
+          <w:rFonts w:ascii="Arial" w:hAnsi="Arial" w:eastAsia="Arial"/>
           <w:color w:val="000000"/>
           <w:sz w:val="18"/>
           <w:highlight w:val="lightGray"/>
@@ -2197,6 +2233,7 @@
       </w:pPr>
       <w:r>
         <w:rPr>
+          <w:rFonts w:ascii="Arial" w:hAnsi="Arial" w:eastAsia="Arial"/>
           <w:b/>
           <w:color w:val="000000"/>
           <w:sz w:val="18"/>
@@ -2206,6 +2243,7 @@
       </w:r>
       <w:r>
         <w:rPr>
+          <w:rFonts w:ascii="Arial" w:hAnsi="Arial" w:eastAsia="Arial"/>
           <w:color w:val="000000"/>
           <w:sz w:val="18"/>
           <w:highlight w:val="lightGray"/>
@@ -2214,6 +2252,7 @@
       </w:r>
       <w:r>
         <w:rPr>
+          <w:rFonts w:ascii="Arial" w:hAnsi="Arial" w:eastAsia="Arial"/>
           <w:b/>
           <w:color w:val="000000"/>
           <w:sz w:val="18"/>
@@ -2223,6 +2262,7 @@
       </w:r>
       <w:r>
         <w:rPr>
+          <w:rFonts w:ascii="Arial" w:hAnsi="Arial" w:eastAsia="Arial"/>
           <w:color w:val="000000"/>
           <w:sz w:val="18"/>
           <w:highlight w:val="lightGray"/>
@@ -2231,6 +2271,7 @@
       </w:r>
       <w:r>
         <w:rPr>
+          <w:rFonts w:ascii="Arial" w:hAnsi="Arial" w:eastAsia="Arial"/>
           <w:b/>
           <w:color w:val="000000"/>
           <w:sz w:val="18"/>
@@ -2240,6 +2281,7 @@
       </w:r>
       <w:r>
         <w:rPr>
+          <w:rFonts w:ascii="Arial" w:hAnsi="Arial" w:eastAsia="Arial"/>
           <w:color w:val="000000"/>
           <w:sz w:val="18"/>
           <w:highlight w:val="lightGray"/>
@@ -2689,6 +2731,7 @@
       </w:pPr>
       <w:r>
         <w:rPr>
+          <w:rFonts w:ascii="Arial" w:hAnsi="Arial" w:eastAsia="Arial"/>
           <w:b/>
           <w:color w:val="000000"/>
           <w:sz w:val="18"/>
@@ -2698,6 +2741,7 @@
       </w:r>
       <w:r>
         <w:rPr>
+          <w:rFonts w:ascii="Arial" w:hAnsi="Arial" w:eastAsia="Arial"/>
           <w:color w:val="000000"/>
           <w:sz w:val="18"/>
           <w:highlight w:val="lightGray"/>
@@ -2706,6 +2750,7 @@
       </w:r>
       <w:r>
         <w:rPr>
+          <w:rFonts w:ascii="Arial" w:hAnsi="Arial" w:eastAsia="Arial"/>
           <w:b/>
           <w:color w:val="000000"/>
           <w:sz w:val="18"/>
@@ -2715,6 +2760,7 @@
       </w:r>
       <w:r>
         <w:rPr>
+          <w:rFonts w:ascii="Arial" w:hAnsi="Arial" w:eastAsia="Arial"/>
           <w:color w:val="000000"/>
           <w:sz w:val="18"/>
           <w:highlight w:val="lightGray"/>
@@ -2723,6 +2769,7 @@
       </w:r>
       <w:r>
         <w:rPr>
+          <w:rFonts w:ascii="Arial" w:hAnsi="Arial" w:eastAsia="Arial"/>
           <w:b/>
           <w:color w:val="000000"/>
           <w:sz w:val="18"/>
@@ -2732,6 +2779,7 @@
       </w:r>
       <w:r>
         <w:rPr>
+          <w:rFonts w:ascii="Arial" w:hAnsi="Arial" w:eastAsia="Arial"/>
           <w:color w:val="000000"/>
           <w:sz w:val="18"/>
           <w:highlight w:val="lightGray"/>

--- a/Knowledge/3-Work knowledge/1-Software Engineering/2-General Technologies/9-Databases/5-My Source/1-Intro to Databases/2-Database Management System/6-NoSQL DBMS.docx
+++ b/Knowledge/3-Work knowledge/1-Software Engineering/2-General Technologies/9-Databases/5-My Source/1-Intro to Databases/2-Database Management System/6-NoSQL DBMS.docx
@@ -9,6 +9,9 @@
       <w:bookmarkStart w:id="0" w:name="_z6r7sfo5yami" w:colFirst="0" w:colLast="0"/>
       <w:bookmarkEnd w:id="0"/>
       <w:r>
+        <w:rPr>
+          <w:rFonts w:ascii="Calibri Light" w:hAnsi="Calibri Light" w:eastAsia="Calibri Light"/>
+        </w:rPr>
         <w:t>NoSQL DBMS</w:t>
       </w:r>
     </w:p>
@@ -22,6 +25,9 @@
       <w:bookmarkStart w:id="1" w:name="_a59n1gy09ngc" w:colFirst="0" w:colLast="0"/>
       <w:bookmarkEnd w:id="1"/>
       <w:r>
+        <w:rPr>
+          <w:rFonts w:ascii="Calibri Light" w:hAnsi="Calibri Light" w:eastAsia="Calibri Light"/>
+        </w:rPr>
         <w:t>📂 What Is a NoSQL Database?</w:t>
       </w:r>
     </w:p>
@@ -181,6 +187,7 @@
       <w:bookmarkEnd w:id="2"/>
       <w:r>
         <w:rPr>
+          <w:rFonts w:ascii="Calibri Light" w:hAnsi="Calibri Light" w:eastAsia="Calibri Light"/>
           <w:b/>
           <w:bCs/>
           <w:sz w:val="34"/>
@@ -413,6 +420,7 @@
       <w:bookmarkEnd w:id="3"/>
       <w:r>
         <w:rPr>
+          <w:rFonts w:ascii="Calibri Light" w:hAnsi="Calibri Light" w:eastAsia="Calibri Light"/>
           <w:b/>
           <w:bCs/>
           <w:sz w:val="34"/>
@@ -1149,6 +1157,7 @@
       <w:bookmarkEnd w:id="4"/>
       <w:r>
         <w:rPr>
+          <w:rFonts w:ascii="Calibri Light" w:hAnsi="Calibri Light" w:eastAsia="Calibri Light"/>
           <w:b/>
           <w:bCs/>
           <w:sz w:val="34"/>
@@ -1802,6 +1811,7 @@
       <w:bookmarkEnd w:id="5"/>
       <w:r>
         <w:rPr>
+          <w:rFonts w:ascii="Calibri Light" w:hAnsi="Calibri Light" w:eastAsia="Calibri Light"/>
           <w:b/>
           <w:bCs/>
           <w:sz w:val="34"/>
@@ -2038,7 +2048,7 @@
       <w:bookmarkEnd w:id="6"/>
       <w:r>
         <w:rPr>
-          <w:rFonts w:ascii="Arial Unicode MS" w:eastAsia="Arial Unicode MS" w:hAnsi="Arial Unicode MS" w:cs="Arial Unicode MS"/>
+          <w:rFonts w:ascii="Calibri Light" w:eastAsia="Calibri Light" w:hAnsi="Calibri Light" w:cs="Arial Unicode MS"/>
           <w:b/>
           <w:bCs/>
           <w:sz w:val="34"/>
@@ -2219,6 +2229,7 @@
       <w:bookmarkEnd w:id="7"/>
       <w:r>
         <w:rPr>
+          <w:rFonts w:ascii="Calibri Light" w:hAnsi="Calibri Light" w:eastAsia="Calibri Light"/>
           <w:b/>
           <w:bCs/>
           <w:sz w:val="34"/>
@@ -2716,7 +2727,7 @@
       <w:bookmarkEnd w:id="8"/>
       <w:r>
         <w:rPr>
-          <w:rFonts w:ascii="Arial Unicode MS" w:eastAsia="Arial Unicode MS" w:hAnsi="Arial Unicode MS" w:cs="Arial Unicode MS"/>
+          <w:rFonts w:ascii="Calibri Light" w:eastAsia="Calibri Light" w:hAnsi="Calibri Light" w:cs="Arial Unicode MS"/>
           <w:b/>
           <w:bCs/>
           <w:sz w:val="34"/>
